--- a/CS F363 Compiler Construction CFG.docx
+++ b/CS F363 Compiler Construction CFG.docx
@@ -48,522 +48,1802 @@
       </w:hyperlink>
     </w:p>
     <w:p>
-      <w:r>
-        <w:t>&lt;alpha&gt; -&gt; a | b | c |</w:t>
-      </w:r>
-      <w:proofErr w:type="gramStart"/>
-      <w:r>
-        <w:t>....|</w:t>
-      </w:r>
-      <w:proofErr w:type="gramEnd"/>
-      <w:r>
-        <w:t xml:space="preserve"> z</w:t>
-      </w:r>
-    </w:p>
-    <w:p>
-      <w:r>
-        <w:t>&lt;digits&gt; -&gt; 0 | 1 |</w:t>
-      </w:r>
-      <w:proofErr w:type="gramStart"/>
-      <w:r>
-        <w:t>....|</w:t>
-      </w:r>
-      <w:proofErr w:type="gramEnd"/>
-      <w:r>
-        <w:t xml:space="preserve"> 9</w:t>
-      </w:r>
-    </w:p>
-    <w:p>
-      <w:r>
+      <w:pPr>
+        <w:spacing w:after="60" w:line="240" w:lineRule="auto"/>
+        <w:jc w:val="center"/>
+        <w:rPr>
+          <w:rFonts w:ascii="Times New Roman" w:eastAsia="Times New Roman" w:hAnsi="Times New Roman" w:cs="Times New Roman"/>
+          <w:sz w:val="24"/>
+          <w:szCs w:val="24"/>
+          <w:lang w:val="en-IN"/>
+        </w:rPr>
+      </w:pPr>
+      <w:r>
+        <w:rPr>
+          <w:rFonts w:ascii="Times New Roman" w:eastAsia="Times New Roman" w:hAnsi="Times New Roman" w:cs="Times New Roman"/>
+          <w:color w:val="000000"/>
+          <w:sz w:val="42"/>
+          <w:szCs w:val="42"/>
+          <w:lang w:val="en-IN"/>
+        </w:rPr>
+        <w:t>CS F363 Context-Free Grammar for the Toy Language</w:t>
+      </w:r>
+    </w:p>
+    <w:p>
+      <w:pPr>
+        <w:spacing w:line="240" w:lineRule="auto"/>
+        <w:rPr>
+          <w:rFonts w:ascii="Times New Roman" w:eastAsia="Times New Roman" w:hAnsi="Times New Roman" w:cs="Times New Roman"/>
+          <w:sz w:val="24"/>
+          <w:szCs w:val="24"/>
+          <w:lang w:val="en-IN"/>
+        </w:rPr>
+      </w:pPr>
+      <w:r>
+        <w:rPr>
+          <w:rFonts w:eastAsia="Times New Roman"/>
+          <w:color w:val="0000FF"/>
+          <w:lang w:val="en-IN"/>
+        </w:rPr>
+        <w:t>Blue - Aashrey</w:t>
+      </w:r>
+    </w:p>
+    <w:p>
+      <w:pPr>
+        <w:spacing w:line="240" w:lineRule="auto"/>
+        <w:rPr>
+          <w:rFonts w:ascii="Times New Roman" w:eastAsia="Times New Roman" w:hAnsi="Times New Roman" w:cs="Times New Roman"/>
+          <w:sz w:val="24"/>
+          <w:szCs w:val="24"/>
+          <w:lang w:val="en-IN"/>
+        </w:rPr>
+      </w:pPr>
+      <w:r>
+        <w:rPr>
+          <w:rFonts w:eastAsia="Times New Roman"/>
+          <w:color w:val="000000"/>
+          <w:lang w:val="en-IN"/>
+        </w:rPr>
+        <w:t>&lt;alpha&gt; -&gt; a | b | c |....| z</w:t>
+      </w:r>
+    </w:p>
+    <w:p>
+      <w:pPr>
+        <w:spacing w:line="240" w:lineRule="auto"/>
+        <w:rPr>
+          <w:rFonts w:ascii="Times New Roman" w:eastAsia="Times New Roman" w:hAnsi="Times New Roman" w:cs="Times New Roman"/>
+          <w:sz w:val="24"/>
+          <w:szCs w:val="24"/>
+          <w:lang w:val="en-IN"/>
+        </w:rPr>
+      </w:pPr>
+      <w:r>
+        <w:rPr>
+          <w:rFonts w:eastAsia="Times New Roman"/>
+          <w:color w:val="000000"/>
+          <w:lang w:val="en-IN"/>
+        </w:rPr>
+        <w:t>&lt;digit&gt; -&gt; 0 | 1 |....| 9 </w:t>
+      </w:r>
+    </w:p>
+    <w:p>
+      <w:pPr>
+        <w:spacing w:line="240" w:lineRule="auto"/>
+        <w:rPr>
+          <w:rFonts w:ascii="Times New Roman" w:eastAsia="Times New Roman" w:hAnsi="Times New Roman" w:cs="Times New Roman"/>
+          <w:sz w:val="24"/>
+          <w:szCs w:val="24"/>
+          <w:lang w:val="en-IN"/>
+        </w:rPr>
+      </w:pPr>
+      <w:r>
+        <w:rPr>
+          <w:rFonts w:eastAsia="Times New Roman"/>
+          <w:color w:val="000000"/>
+          <w:lang w:val="en-IN"/>
+        </w:rPr>
+        <w:t>&lt;nonzerodigit&gt; -&gt; 1 | 2 |......|9</w:t>
+      </w:r>
+    </w:p>
+    <w:p>
+      <w:pPr>
+        <w:spacing w:line="240" w:lineRule="auto"/>
+        <w:rPr>
+          <w:rFonts w:ascii="Times New Roman" w:eastAsia="Times New Roman" w:hAnsi="Times New Roman" w:cs="Times New Roman"/>
+          <w:sz w:val="24"/>
+          <w:szCs w:val="24"/>
+          <w:lang w:val="en-IN"/>
+        </w:rPr>
+      </w:pPr>
+      <w:r>
+        <w:rPr>
+          <w:rFonts w:eastAsia="Times New Roman"/>
+          <w:color w:val="000000"/>
+          <w:lang w:val="en-IN"/>
+        </w:rPr>
+        <w:t>&lt;digit_opt&gt; -&gt; &lt;digits&gt; | ε</w:t>
+      </w:r>
+    </w:p>
+    <w:p>
+      <w:pPr>
+        <w:spacing w:line="240" w:lineRule="auto"/>
+        <w:rPr>
+          <w:rFonts w:ascii="Times New Roman" w:eastAsia="Times New Roman" w:hAnsi="Times New Roman" w:cs="Times New Roman"/>
+          <w:sz w:val="24"/>
+          <w:szCs w:val="24"/>
+          <w:lang w:val="en-IN"/>
+        </w:rPr>
+      </w:pPr>
+      <w:r>
+        <w:rPr>
+          <w:rFonts w:eastAsia="Times New Roman"/>
+          <w:color w:val="000000"/>
+          <w:lang w:val="en-IN"/>
+        </w:rPr>
+        <w:t>&lt;digits&gt; -&gt; &lt;digit&gt; | &lt;digit&gt;&lt;digit_opt&gt;</w:t>
+      </w:r>
+    </w:p>
+    <w:p>
+      <w:pPr>
+        <w:spacing w:line="240" w:lineRule="auto"/>
+        <w:rPr>
+          <w:rFonts w:ascii="Times New Roman" w:eastAsia="Times New Roman" w:hAnsi="Times New Roman" w:cs="Times New Roman"/>
+          <w:sz w:val="24"/>
+          <w:szCs w:val="24"/>
+          <w:lang w:val="en-IN"/>
+        </w:rPr>
+      </w:pPr>
+      <w:r>
+        <w:rPr>
+          <w:rFonts w:eastAsia="Times New Roman"/>
+          <w:color w:val="000000"/>
+          <w:lang w:val="en-IN"/>
+        </w:rPr>
         <w:t>&lt;alphanum&gt; -&gt; &lt;alpha&gt; | &lt;digits&gt;</w:t>
       </w:r>
     </w:p>
     <w:p>
-      <w:r>
-        <w:t>&lt;octdigits&gt; -&gt; 0 | 1 |</w:t>
-      </w:r>
-      <w:proofErr w:type="gramStart"/>
-      <w:r>
-        <w:t>....|</w:t>
-      </w:r>
-      <w:proofErr w:type="gramEnd"/>
-      <w:r>
-        <w:t xml:space="preserve"> 7</w:t>
-      </w:r>
-    </w:p>
-    <w:p>
-      <w:r>
-        <w:t xml:space="preserve">&lt;bindigits&gt; -&gt; 0 | 1 </w:t>
-      </w:r>
-    </w:p>
-    <w:p>
-      <w:r>
-        <w:t xml:space="preserve">&lt;specsymbols&gt; -&gt; + | - | % | / | * | &lt; | &gt; | = | _ | </w:t>
-      </w:r>
-      <w:proofErr w:type="gramStart"/>
-      <w:r>
-        <w:t>( |</w:t>
-      </w:r>
-      <w:proofErr w:type="gramEnd"/>
-      <w:r>
-        <w:t xml:space="preserve"> ) | ; |  , | </w:t>
-      </w:r>
-      <w:r>
-        <w:rPr>
+      <w:pPr>
+        <w:spacing w:line="240" w:lineRule="auto"/>
+        <w:rPr>
+          <w:rFonts w:ascii="Times New Roman" w:eastAsia="Times New Roman" w:hAnsi="Times New Roman" w:cs="Times New Roman"/>
+          <w:sz w:val="24"/>
+          <w:szCs w:val="24"/>
+          <w:lang w:val="en-IN"/>
+        </w:rPr>
+      </w:pPr>
+      <w:r>
+        <w:rPr>
+          <w:rFonts w:eastAsia="Times New Roman"/>
+          <w:color w:val="000000"/>
+          <w:lang w:val="en-IN"/>
+        </w:rPr>
+        <w:t>&lt;octdigit&gt; -&gt; 0 | 1 |....| 7 </w:t>
+      </w:r>
+    </w:p>
+    <w:p>
+      <w:pPr>
+        <w:spacing w:line="240" w:lineRule="auto"/>
+        <w:rPr>
+          <w:rFonts w:ascii="Times New Roman" w:eastAsia="Times New Roman" w:hAnsi="Times New Roman" w:cs="Times New Roman"/>
+          <w:sz w:val="24"/>
+          <w:szCs w:val="24"/>
+          <w:lang w:val="en-IN"/>
+        </w:rPr>
+      </w:pPr>
+      <w:r>
+        <w:rPr>
+          <w:rFonts w:eastAsia="Times New Roman"/>
+          <w:color w:val="000000"/>
+          <w:lang w:val="en-IN"/>
+        </w:rPr>
+        <w:t>&lt;nonzerooctdigit&gt; -&gt; 1 | 2 | 3 | …… | 7</w:t>
+      </w:r>
+    </w:p>
+    <w:p>
+      <w:pPr>
+        <w:spacing w:line="240" w:lineRule="auto"/>
+        <w:rPr>
+          <w:rFonts w:ascii="Times New Roman" w:eastAsia="Times New Roman" w:hAnsi="Times New Roman" w:cs="Times New Roman"/>
+          <w:sz w:val="24"/>
+          <w:szCs w:val="24"/>
+          <w:lang w:val="en-IN"/>
+        </w:rPr>
+      </w:pPr>
+      <w:r>
+        <w:rPr>
+          <w:rFonts w:eastAsia="Times New Roman"/>
+          <w:color w:val="000000"/>
+          <w:lang w:val="en-IN"/>
+        </w:rPr>
+        <w:t>&lt;oct_opt&gt; -&gt; &lt;octdigits&gt; | ε</w:t>
+      </w:r>
+      <w:r>
+        <w:rPr>
+          <w:rFonts w:eastAsia="Times New Roman"/>
+          <w:color w:val="000000"/>
+          <w:lang w:val="en-IN"/>
+        </w:rPr>
+        <w:br/>
+        <w:t>&lt;octdigits&gt; -&gt; &lt;octdigit&gt; | &lt;octdigit&gt;&lt;oct_opt&gt;</w:t>
+      </w:r>
+    </w:p>
+    <w:p>
+      <w:pPr>
+        <w:spacing w:line="240" w:lineRule="auto"/>
+        <w:rPr>
+          <w:rFonts w:ascii="Times New Roman" w:eastAsia="Times New Roman" w:hAnsi="Times New Roman" w:cs="Times New Roman"/>
+          <w:sz w:val="24"/>
+          <w:szCs w:val="24"/>
+          <w:lang w:val="en-IN"/>
+        </w:rPr>
+      </w:pPr>
+      <w:r>
+        <w:rPr>
+          <w:rFonts w:eastAsia="Times New Roman"/>
+          <w:color w:val="000000"/>
+          <w:lang w:val="en-IN"/>
+        </w:rPr>
+        <w:t>&lt;bindigit&gt; -&gt; 0 | 1 </w:t>
+      </w:r>
+    </w:p>
+    <w:p>
+      <w:pPr>
+        <w:spacing w:line="240" w:lineRule="auto"/>
+        <w:rPr>
+          <w:rFonts w:ascii="Times New Roman" w:eastAsia="Times New Roman" w:hAnsi="Times New Roman" w:cs="Times New Roman"/>
+          <w:sz w:val="24"/>
+          <w:szCs w:val="24"/>
+          <w:lang w:val="en-IN"/>
+        </w:rPr>
+      </w:pPr>
+      <w:r>
+        <w:rPr>
+          <w:rFonts w:eastAsia="Times New Roman"/>
+          <w:color w:val="000000"/>
+          <w:lang w:val="en-IN"/>
+        </w:rPr>
+        <w:t>&lt;nonzerobindigit&gt; -&gt; 1</w:t>
+      </w:r>
+    </w:p>
+    <w:p>
+      <w:pPr>
+        <w:spacing w:line="240" w:lineRule="auto"/>
+        <w:rPr>
+          <w:rFonts w:ascii="Times New Roman" w:eastAsia="Times New Roman" w:hAnsi="Times New Roman" w:cs="Times New Roman"/>
+          <w:sz w:val="24"/>
+          <w:szCs w:val="24"/>
+          <w:lang w:val="en-IN"/>
+        </w:rPr>
+      </w:pPr>
+      <w:r>
+        <w:rPr>
+          <w:rFonts w:eastAsia="Times New Roman"/>
+          <w:color w:val="000000"/>
+          <w:lang w:val="en-IN"/>
+        </w:rPr>
+        <w:t>&lt;bin_opt&gt; -&gt; &lt;bindigits&gt; | ε</w:t>
+      </w:r>
+    </w:p>
+    <w:p>
+      <w:pPr>
+        <w:spacing w:line="240" w:lineRule="auto"/>
+        <w:rPr>
+          <w:rFonts w:ascii="Times New Roman" w:eastAsia="Times New Roman" w:hAnsi="Times New Roman" w:cs="Times New Roman"/>
+          <w:sz w:val="24"/>
+          <w:szCs w:val="24"/>
+          <w:lang w:val="en-IN"/>
+        </w:rPr>
+      </w:pPr>
+      <w:r>
+        <w:rPr>
+          <w:rFonts w:eastAsia="Times New Roman"/>
+          <w:color w:val="000000"/>
+          <w:lang w:val="en-IN"/>
+        </w:rPr>
+        <w:t>&lt;bindigits&gt; -&gt; &lt;bindigit&gt; | &lt;bindigit&gt;&lt;bin_opt&gt;</w:t>
+      </w:r>
+    </w:p>
+    <w:p>
+      <w:pPr>
+        <w:spacing w:line="240" w:lineRule="auto"/>
+        <w:rPr>
+          <w:rFonts w:ascii="Times New Roman" w:eastAsia="Times New Roman" w:hAnsi="Times New Roman" w:cs="Times New Roman"/>
+          <w:sz w:val="24"/>
+          <w:szCs w:val="24"/>
+          <w:lang w:val="en-IN"/>
+        </w:rPr>
+      </w:pPr>
+      <w:r>
+        <w:rPr>
+          <w:rFonts w:eastAsia="Times New Roman"/>
+          <w:color w:val="000000"/>
+          <w:lang w:val="en-IN"/>
+        </w:rPr>
+        <w:t>&lt;specsymbols&gt; -&gt; + | - | % | / | * | &lt; | &gt; | = | _ | ( | ) | ; | ,</w:t>
+      </w:r>
+      <w:r>
+        <w:rPr>
+          <w:rFonts w:eastAsia="Times New Roman"/>
           <w:color w:val="FF9900"/>
-        </w:rPr>
-        <w:t xml:space="preserve">(comma) </w:t>
-      </w:r>
-      <w:r>
-        <w:t>| : | { | }</w:t>
-      </w:r>
-    </w:p>
-    <w:p>
-      <w:r>
+          <w:lang w:val="en-IN"/>
+        </w:rPr>
+        <w:t xml:space="preserve"> </w:t>
+      </w:r>
+      <w:r>
+        <w:rPr>
+          <w:rFonts w:eastAsia="Times New Roman"/>
+          <w:color w:val="000000"/>
+          <w:lang w:val="en-IN"/>
+        </w:rPr>
+        <w:t>| : | { | } </w:t>
+      </w:r>
+    </w:p>
+    <w:p>
+      <w:pPr>
+        <w:spacing w:line="240" w:lineRule="auto"/>
+        <w:rPr>
+          <w:rFonts w:ascii="Times New Roman" w:eastAsia="Times New Roman" w:hAnsi="Times New Roman" w:cs="Times New Roman"/>
+          <w:sz w:val="24"/>
+          <w:szCs w:val="24"/>
+          <w:lang w:val="en-IN"/>
+        </w:rPr>
+      </w:pPr>
+      <w:r>
+        <w:rPr>
+          <w:rFonts w:eastAsia="Times New Roman"/>
+          <w:color w:val="000000"/>
+          <w:lang w:val="en-IN"/>
+        </w:rPr>
         <w:t>&lt;base&gt; -&gt; 2 | 8 | 10</w:t>
       </w:r>
     </w:p>
     <w:p>
-      <w:r>
-        <w:t>&lt;binintegerconst&gt; -&gt; (&lt;bindigits&gt;, 2)</w:t>
-      </w:r>
-    </w:p>
-    <w:p>
-      <w:r>
-        <w:t>&lt;octintegerconst&gt; -&gt; (&lt;octdigits&gt;, 8)</w:t>
-      </w:r>
-    </w:p>
-    <w:p>
-      <w:r>
-        <w:t xml:space="preserve">&lt;deciintegerconst&gt; -&gt; (&lt;digits&gt;, 10) </w:t>
-      </w:r>
-    </w:p>
-    <w:p>
-      <w:r>
+      <w:pPr>
+        <w:spacing w:line="240" w:lineRule="auto"/>
+        <w:rPr>
+          <w:rFonts w:ascii="Times New Roman" w:eastAsia="Times New Roman" w:hAnsi="Times New Roman" w:cs="Times New Roman"/>
+          <w:sz w:val="24"/>
+          <w:szCs w:val="24"/>
+          <w:lang w:val="en-IN"/>
+        </w:rPr>
+      </w:pPr>
+      <w:r>
+        <w:rPr>
+          <w:rFonts w:eastAsia="Times New Roman"/>
+          <w:color w:val="000000"/>
+          <w:lang w:val="en-IN"/>
+        </w:rPr>
+        <w:t>&lt;binnum&gt; -&gt; 0&lt;bin_opt&gt;&lt;nonzerodigit&gt; | &lt;nonzerodigit&gt;&lt;bin_opt&gt;</w:t>
+      </w:r>
+    </w:p>
+    <w:p>
+      <w:pPr>
+        <w:spacing w:line="240" w:lineRule="auto"/>
+        <w:rPr>
+          <w:rFonts w:ascii="Times New Roman" w:eastAsia="Times New Roman" w:hAnsi="Times New Roman" w:cs="Times New Roman"/>
+          <w:sz w:val="24"/>
+          <w:szCs w:val="24"/>
+          <w:lang w:val="en-IN"/>
+        </w:rPr>
+      </w:pPr>
+      <w:r>
+        <w:rPr>
+          <w:rFonts w:eastAsia="Times New Roman"/>
+          <w:color w:val="000000"/>
+          <w:lang w:val="en-IN"/>
+        </w:rPr>
+        <w:t>&lt;octnum&gt; -&gt; 0&lt;oct_opt&gt;&lt;nonzerooctdigit&gt; | &lt;nonzerooctdigit&gt;&lt;oct_opt&gt;</w:t>
+      </w:r>
+    </w:p>
+    <w:p>
+      <w:pPr>
+        <w:spacing w:line="240" w:lineRule="auto"/>
+        <w:rPr>
+          <w:rFonts w:ascii="Times New Roman" w:eastAsia="Times New Roman" w:hAnsi="Times New Roman" w:cs="Times New Roman"/>
+          <w:sz w:val="24"/>
+          <w:szCs w:val="24"/>
+          <w:lang w:val="en-IN"/>
+        </w:rPr>
+      </w:pPr>
+      <w:r>
+        <w:rPr>
+          <w:rFonts w:eastAsia="Times New Roman"/>
+          <w:color w:val="000000"/>
+          <w:lang w:val="en-IN"/>
+        </w:rPr>
+        <w:t>&lt;decnum&gt; -&gt; 0&lt;digit_opt&gt;&lt;nonzerodigit&gt; | &lt;nonzerodigit&gt;&lt;digit_opt&gt;</w:t>
+      </w:r>
+    </w:p>
+    <w:p>
+      <w:pPr>
+        <w:spacing w:line="240" w:lineRule="auto"/>
+        <w:rPr>
+          <w:rFonts w:ascii="Times New Roman" w:eastAsia="Times New Roman" w:hAnsi="Times New Roman" w:cs="Times New Roman"/>
+          <w:sz w:val="24"/>
+          <w:szCs w:val="24"/>
+          <w:lang w:val="en-IN"/>
+        </w:rPr>
+      </w:pPr>
+      <w:r>
+        <w:rPr>
+          <w:rFonts w:eastAsia="Times New Roman"/>
+          <w:color w:val="000000"/>
+          <w:lang w:val="en-IN"/>
+        </w:rPr>
+        <w:t>&lt;binintegerconst&gt; -&gt; (&lt;binnum&gt;, 2)</w:t>
+      </w:r>
+    </w:p>
+    <w:p>
+      <w:pPr>
+        <w:spacing w:line="240" w:lineRule="auto"/>
+        <w:rPr>
+          <w:rFonts w:ascii="Times New Roman" w:eastAsia="Times New Roman" w:hAnsi="Times New Roman" w:cs="Times New Roman"/>
+          <w:sz w:val="24"/>
+          <w:szCs w:val="24"/>
+          <w:lang w:val="en-IN"/>
+        </w:rPr>
+      </w:pPr>
+      <w:r>
+        <w:rPr>
+          <w:rFonts w:eastAsia="Times New Roman"/>
+          <w:color w:val="000000"/>
+          <w:lang w:val="en-IN"/>
+        </w:rPr>
+        <w:t>&lt;octintegerconst&gt; -&gt; (&lt;octnum&gt;, 8)</w:t>
+      </w:r>
+    </w:p>
+    <w:p>
+      <w:pPr>
+        <w:spacing w:line="240" w:lineRule="auto"/>
+        <w:rPr>
+          <w:rFonts w:ascii="Times New Roman" w:eastAsia="Times New Roman" w:hAnsi="Times New Roman" w:cs="Times New Roman"/>
+          <w:sz w:val="24"/>
+          <w:szCs w:val="24"/>
+          <w:lang w:val="en-IN"/>
+        </w:rPr>
+      </w:pPr>
+      <w:r>
+        <w:rPr>
+          <w:rFonts w:eastAsia="Times New Roman"/>
+          <w:color w:val="000000"/>
+          <w:lang w:val="en-IN"/>
+        </w:rPr>
+        <w:t>&lt;deciintegerconst&gt; -&gt; (&lt;decnum&gt;, 10) </w:t>
+      </w:r>
+    </w:p>
+    <w:p>
+      <w:pPr>
+        <w:spacing w:line="240" w:lineRule="auto"/>
+        <w:rPr>
+          <w:rFonts w:ascii="Times New Roman" w:eastAsia="Times New Roman" w:hAnsi="Times New Roman" w:cs="Times New Roman"/>
+          <w:sz w:val="24"/>
+          <w:szCs w:val="24"/>
+          <w:lang w:val="en-IN"/>
+        </w:rPr>
+      </w:pPr>
+      <w:r>
+        <w:rPr>
+          <w:rFonts w:eastAsia="Times New Roman"/>
+          <w:color w:val="000000"/>
+          <w:lang w:val="en-IN"/>
+        </w:rPr>
         <w:t>&lt;integerconst&gt; -&gt; &lt;binintegerconst&gt; | &lt;octintegerconst&gt; | &lt;deciintegerconst&gt;</w:t>
       </w:r>
     </w:p>
     <w:p>
-      <w:r>
+      <w:pPr>
+        <w:spacing w:line="240" w:lineRule="auto"/>
+        <w:rPr>
+          <w:rFonts w:ascii="Times New Roman" w:eastAsia="Times New Roman" w:hAnsi="Times New Roman" w:cs="Times New Roman"/>
+          <w:sz w:val="24"/>
+          <w:szCs w:val="24"/>
+          <w:lang w:val="en-IN"/>
+        </w:rPr>
+      </w:pPr>
+      <w:r>
+        <w:rPr>
+          <w:rFonts w:eastAsia="Times New Roman"/>
+          <w:color w:val="000000"/>
+          <w:lang w:val="en-IN"/>
+        </w:rPr>
         <w:t>&lt;charconst&gt; -&gt; ‘&lt;char&gt;’ | ‘&lt;escchar&gt;’</w:t>
       </w:r>
     </w:p>
     <w:p>
       <w:pPr>
-        <w:rPr>
+        <w:spacing w:line="240" w:lineRule="auto"/>
+        <w:rPr>
+          <w:rFonts w:ascii="Times New Roman" w:eastAsia="Times New Roman" w:hAnsi="Times New Roman" w:cs="Times New Roman"/>
+          <w:sz w:val="24"/>
+          <w:szCs w:val="24"/>
+          <w:lang w:val="en-IN"/>
+        </w:rPr>
+      </w:pPr>
+      <w:r>
+        <w:rPr>
+          <w:rFonts w:eastAsia="Times New Roman"/>
+          <w:color w:val="000000"/>
+          <w:lang w:val="en-IN"/>
+        </w:rPr>
+        <w:t>&lt;char&gt; -&gt; &lt;alpha&gt; | &lt;digits&gt; | &lt;specsymbols&gt;</w:t>
+      </w:r>
+      <w:r>
+        <w:rPr>
+          <w:rFonts w:eastAsia="Times New Roman"/>
           <w:color w:val="FF0000"/>
-        </w:rPr>
-      </w:pPr>
-      <w:r>
-        <w:t xml:space="preserve">&lt;char&gt; -&gt; &lt;alpha&gt; | &lt;digits&gt; | </w:t>
-      </w:r>
-      <w:r>
-        <w:rPr>
-          <w:color w:val="FF0000"/>
-        </w:rPr>
-        <w:t>&lt;specsymbols&gt;</w:t>
-      </w:r>
-    </w:p>
-    <w:p>
-      <w:r>
-        <w:t xml:space="preserve">&lt;escchar&gt; -&gt; \n | \t </w:t>
-      </w:r>
-    </w:p>
-    <w:p>
-      <w:r>
+          <w:lang w:val="en-IN"/>
+        </w:rPr>
+        <w:t> </w:t>
+      </w:r>
+    </w:p>
+    <w:p>
+      <w:pPr>
+        <w:spacing w:line="240" w:lineRule="auto"/>
+        <w:rPr>
+          <w:rFonts w:ascii="Times New Roman" w:eastAsia="Times New Roman" w:hAnsi="Times New Roman" w:cs="Times New Roman"/>
+          <w:sz w:val="24"/>
+          <w:szCs w:val="24"/>
+          <w:lang w:val="en-IN"/>
+        </w:rPr>
+      </w:pPr>
+      <w:r>
+        <w:rPr>
+          <w:rFonts w:eastAsia="Times New Roman"/>
+          <w:color w:val="000000"/>
+          <w:lang w:val="en-IN"/>
+        </w:rPr>
+        <w:t>&lt;escchar&gt; -&gt; \n | \t </w:t>
+      </w:r>
+    </w:p>
+    <w:p>
+      <w:pPr>
+        <w:spacing w:line="240" w:lineRule="auto"/>
+        <w:rPr>
+          <w:rFonts w:ascii="Times New Roman" w:eastAsia="Times New Roman" w:hAnsi="Times New Roman" w:cs="Times New Roman"/>
+          <w:sz w:val="24"/>
+          <w:szCs w:val="24"/>
+          <w:lang w:val="en-IN"/>
+        </w:rPr>
+      </w:pPr>
+      <w:r>
+        <w:rPr>
+          <w:rFonts w:eastAsia="Times New Roman"/>
+          <w:color w:val="000000"/>
+          <w:lang w:val="en-IN"/>
+        </w:rPr>
         <w:t>&lt;string&gt; -&gt; “&lt;charseq&gt;”</w:t>
       </w:r>
     </w:p>
     <w:p>
-      <w:r>
+      <w:pPr>
+        <w:spacing w:line="240" w:lineRule="auto"/>
+        <w:rPr>
+          <w:rFonts w:ascii="Times New Roman" w:eastAsia="Times New Roman" w:hAnsi="Times New Roman" w:cs="Times New Roman"/>
+          <w:sz w:val="24"/>
+          <w:szCs w:val="24"/>
+          <w:lang w:val="en-IN"/>
+        </w:rPr>
+      </w:pPr>
+      <w:r>
+        <w:rPr>
+          <w:rFonts w:eastAsia="Times New Roman"/>
+          <w:color w:val="000000"/>
+          <w:lang w:val="en-IN"/>
+        </w:rPr>
         <w:t>&lt;charseq&gt; -&gt; &lt;char&gt;&lt;charseq&gt; | ε</w:t>
       </w:r>
     </w:p>
     <w:p>
-      <w:r>
-        <w:t>&lt;keywords&gt; -&gt; int | char | if | else | while | for | main | begin | end | print | scan | program |         VarDecl | inc | dec</w:t>
-      </w:r>
-    </w:p>
-    <w:p>
-      <w:r>
+      <w:pPr>
+        <w:spacing w:line="240" w:lineRule="auto"/>
+        <w:rPr>
+          <w:rFonts w:ascii="Times New Roman" w:eastAsia="Times New Roman" w:hAnsi="Times New Roman" w:cs="Times New Roman"/>
+          <w:sz w:val="24"/>
+          <w:szCs w:val="24"/>
+          <w:lang w:val="en-IN"/>
+        </w:rPr>
+      </w:pPr>
+      <w:r>
+        <w:rPr>
+          <w:rFonts w:eastAsia="Times New Roman"/>
+          <w:color w:val="000000"/>
+          <w:lang w:val="en-IN"/>
+        </w:rPr>
+        <w:t>&lt;keywords&gt; -&gt; int | char | if | else | while | for | main | begin | end | print | scan | program |  VarDecl | inc | dec|then</w:t>
+      </w:r>
+    </w:p>
+    <w:p>
+      <w:pPr>
+        <w:spacing w:line="240" w:lineRule="auto"/>
+        <w:rPr>
+          <w:rFonts w:ascii="Times New Roman" w:eastAsia="Times New Roman" w:hAnsi="Times New Roman" w:cs="Times New Roman"/>
+          <w:sz w:val="24"/>
+          <w:szCs w:val="24"/>
+          <w:lang w:val="en-IN"/>
+        </w:rPr>
+      </w:pPr>
+      <w:r>
+        <w:rPr>
+          <w:rFonts w:eastAsia="Times New Roman"/>
+          <w:color w:val="000000"/>
+          <w:lang w:val="en-IN"/>
+        </w:rPr>
         <w:t>&lt;datatype&gt; -&gt; int | char</w:t>
       </w:r>
     </w:p>
     <w:p>
-      <w:r>
+      <w:pPr>
+        <w:spacing w:line="240" w:lineRule="auto"/>
+        <w:rPr>
+          <w:rFonts w:ascii="Times New Roman" w:eastAsia="Times New Roman" w:hAnsi="Times New Roman" w:cs="Times New Roman"/>
+          <w:sz w:val="24"/>
+          <w:szCs w:val="24"/>
+          <w:lang w:val="en-IN"/>
+        </w:rPr>
+      </w:pPr>
+      <w:r>
+        <w:rPr>
+          <w:rFonts w:eastAsia="Times New Roman"/>
+          <w:color w:val="000000"/>
+          <w:lang w:val="en-IN"/>
+        </w:rPr>
         <w:t>&lt;identifier&gt; -&gt; &lt;alpha&gt;&lt;rest&gt;</w:t>
       </w:r>
     </w:p>
     <w:p>
-      <w:r>
+      <w:pPr>
+        <w:spacing w:line="240" w:lineRule="auto"/>
+        <w:rPr>
+          <w:rFonts w:ascii="Times New Roman" w:eastAsia="Times New Roman" w:hAnsi="Times New Roman" w:cs="Times New Roman"/>
+          <w:sz w:val="24"/>
+          <w:szCs w:val="24"/>
+          <w:lang w:val="en-IN"/>
+        </w:rPr>
+      </w:pPr>
+      <w:r>
+        <w:rPr>
+          <w:rFonts w:eastAsia="Times New Roman"/>
+          <w:color w:val="000000"/>
+          <w:lang w:val="en-IN"/>
+        </w:rPr>
         <w:t>&lt;rest&gt; -&gt; &lt;restalphanum&gt; | &lt;restunderscore&gt; | ε</w:t>
       </w:r>
       <w:r>
+        <w:rPr>
+          <w:rFonts w:eastAsia="Times New Roman"/>
+          <w:color w:val="000000"/>
+          <w:lang w:val="en-IN"/>
+        </w:rPr>
         <w:br/>
         <w:t>&lt;restalphanum&gt; -&gt; &lt;alphanum&gt;&lt;rest&gt;</w:t>
       </w:r>
     </w:p>
     <w:p>
-      <w:r>
-        <w:t>&lt;restunderscore&gt; -</w:t>
-      </w:r>
-      <w:proofErr w:type="gramStart"/>
-      <w:r>
-        <w:t>&gt;  _</w:t>
-      </w:r>
-      <w:proofErr w:type="gramEnd"/>
-      <w:r>
-        <w:t>&lt;restalphanum&gt;</w:t>
-      </w:r>
-    </w:p>
-    <w:p>
-      <w:r>
+      <w:pPr>
+        <w:spacing w:line="240" w:lineRule="auto"/>
+        <w:rPr>
+          <w:rFonts w:ascii="Times New Roman" w:eastAsia="Times New Roman" w:hAnsi="Times New Roman" w:cs="Times New Roman"/>
+          <w:sz w:val="24"/>
+          <w:szCs w:val="24"/>
+          <w:lang w:val="en-IN"/>
+        </w:rPr>
+      </w:pPr>
+      <w:r>
+        <w:rPr>
+          <w:rFonts w:eastAsia="Times New Roman"/>
+          <w:color w:val="000000"/>
+          <w:lang w:val="en-IN"/>
+        </w:rPr>
+        <w:t>&lt;restunderscore&gt; -&gt;  _&lt;restalphanum&gt;</w:t>
+      </w:r>
+    </w:p>
+    <w:p>
+      <w:pPr>
+        <w:spacing w:line="240" w:lineRule="auto"/>
+        <w:rPr>
+          <w:rFonts w:ascii="Times New Roman" w:eastAsia="Times New Roman" w:hAnsi="Times New Roman" w:cs="Times New Roman"/>
+          <w:sz w:val="24"/>
+          <w:szCs w:val="24"/>
+          <w:lang w:val="en-IN"/>
+        </w:rPr>
+      </w:pPr>
+      <w:r>
+        <w:rPr>
+          <w:rFonts w:eastAsia="Times New Roman"/>
+          <w:color w:val="000000"/>
+          <w:lang w:val="en-IN"/>
+        </w:rPr>
         <w:t>&lt;vardeclblock&gt; -&gt; begin VarDecl: &lt;vardecllist&gt; end VarDecl</w:t>
       </w:r>
     </w:p>
     <w:p>
-      <w:r>
-        <w:t>&lt;vardecllist&gt; -&gt; &lt;vardeclstmt&gt;&lt;vardecllist&gt; | ε</w:t>
-      </w:r>
-    </w:p>
-    <w:p>
-      <w:r>
-        <w:t>&lt;vardeclstmt&gt; -&gt; &lt;vardecl&gt;; | &lt;vardecl&gt;;&lt;vardeclstmt&gt;</w:t>
-      </w:r>
-    </w:p>
-    <w:p>
-      <w:r>
-        <w:t>&lt;vardecl&gt; -&gt; (&lt;identifier&gt;, &lt;datatype&gt;) | (&lt;identifier&gt;[&lt;posint&gt;], &lt;datatype&gt;);</w:t>
-      </w:r>
-    </w:p>
-    <w:p>
-      <w:r>
+      <w:pPr>
+        <w:spacing w:line="240" w:lineRule="auto"/>
+        <w:rPr>
+          <w:rFonts w:ascii="Times New Roman" w:eastAsia="Times New Roman" w:hAnsi="Times New Roman" w:cs="Times New Roman"/>
+          <w:sz w:val="24"/>
+          <w:szCs w:val="24"/>
+          <w:lang w:val="en-IN"/>
+        </w:rPr>
+      </w:pPr>
+      <w:r>
+        <w:rPr>
+          <w:rFonts w:eastAsia="Times New Roman"/>
+          <w:color w:val="000000"/>
+          <w:lang w:val="en-IN"/>
+        </w:rPr>
+        <w:t>&lt;vardecllist&gt; -&gt; &lt;vardecl&gt;&lt;vardecllist&gt; | ε</w:t>
+      </w:r>
+    </w:p>
+    <w:p>
+      <w:pPr>
+        <w:spacing w:line="240" w:lineRule="auto"/>
+        <w:rPr>
+          <w:rFonts w:ascii="Times New Roman" w:eastAsia="Times New Roman" w:hAnsi="Times New Roman" w:cs="Times New Roman"/>
+          <w:sz w:val="24"/>
+          <w:szCs w:val="24"/>
+          <w:lang w:val="en-IN"/>
+        </w:rPr>
+      </w:pPr>
+      <w:r>
+        <w:rPr>
+          <w:rFonts w:eastAsia="Times New Roman"/>
+          <w:color w:val="000000"/>
+          <w:lang w:val="en-IN"/>
+        </w:rPr>
+        <w:t>&lt;vardecl&gt; -&gt; (&lt;identifier&gt;, &lt;datatype&gt;); | (&lt;identifier&gt;[&lt;posint&gt;], &lt;datatype&gt;);</w:t>
+      </w:r>
+    </w:p>
+    <w:p>
+      <w:pPr>
+        <w:spacing w:line="240" w:lineRule="auto"/>
+        <w:rPr>
+          <w:rFonts w:ascii="Times New Roman" w:eastAsia="Times New Roman" w:hAnsi="Times New Roman" w:cs="Times New Roman"/>
+          <w:sz w:val="24"/>
+          <w:szCs w:val="24"/>
+          <w:lang w:val="en-IN"/>
+        </w:rPr>
+      </w:pPr>
+      <w:r>
+        <w:rPr>
+          <w:rFonts w:eastAsia="Times New Roman"/>
+          <w:color w:val="000000"/>
+          <w:lang w:val="en-IN"/>
+        </w:rPr>
         <w:t>&lt;posint&gt; -&gt; &lt;posdigit&gt;&lt;posint&gt; | &lt;posdigit&gt;</w:t>
       </w:r>
     </w:p>
     <w:p>
       <w:pPr>
-        <w:rPr>
+        <w:spacing w:line="240" w:lineRule="auto"/>
+        <w:rPr>
+          <w:rFonts w:ascii="Times New Roman" w:eastAsia="Times New Roman" w:hAnsi="Times New Roman" w:cs="Times New Roman"/>
+          <w:sz w:val="24"/>
+          <w:szCs w:val="24"/>
+          <w:lang w:val="en-IN"/>
+        </w:rPr>
+      </w:pPr>
+      <w:r>
+        <w:rPr>
+          <w:rFonts w:eastAsia="Times New Roman"/>
+          <w:color w:val="000000"/>
+          <w:lang w:val="en-IN"/>
+        </w:rPr>
+        <w:t>&lt;posdigit&gt; -&gt; 1 | 2 | 3 | 4 | 5 | 6 | 7 | 8 | 9 </w:t>
+      </w:r>
+    </w:p>
+    <w:p>
+      <w:pPr>
+        <w:spacing w:line="240" w:lineRule="auto"/>
+        <w:rPr>
+          <w:rFonts w:ascii="Times New Roman" w:eastAsia="Times New Roman" w:hAnsi="Times New Roman" w:cs="Times New Roman"/>
+          <w:sz w:val="24"/>
+          <w:szCs w:val="24"/>
+          <w:lang w:val="en-IN"/>
+        </w:rPr>
+      </w:pPr>
+      <w:r>
+        <w:rPr>
+          <w:rFonts w:eastAsia="Times New Roman"/>
+          <w:color w:val="000000"/>
+          <w:lang w:val="en-IN"/>
+        </w:rPr>
+        <w:t>&lt;arithoperator&gt; -&gt; + | - | * | / | %</w:t>
+      </w:r>
+    </w:p>
+    <w:p>
+      <w:pPr>
+        <w:spacing w:line="240" w:lineRule="auto"/>
+        <w:rPr>
+          <w:rFonts w:ascii="Times New Roman" w:eastAsia="Times New Roman" w:hAnsi="Times New Roman" w:cs="Times New Roman"/>
+          <w:sz w:val="24"/>
+          <w:szCs w:val="24"/>
+          <w:lang w:val="en-IN"/>
+        </w:rPr>
+      </w:pPr>
+      <w:r>
+        <w:rPr>
+          <w:rFonts w:eastAsia="Times New Roman"/>
+          <w:color w:val="000000"/>
+          <w:lang w:val="en-IN"/>
+        </w:rPr>
+        <w:t>&lt;relop&gt; -&gt; = | &gt; | &lt; | &gt;= | &lt;= | &lt;&gt;</w:t>
+      </w:r>
+    </w:p>
+    <w:p>
+      <w:pPr>
+        <w:spacing w:line="240" w:lineRule="auto"/>
+        <w:rPr>
+          <w:rFonts w:ascii="Times New Roman" w:eastAsia="Times New Roman" w:hAnsi="Times New Roman" w:cs="Times New Roman"/>
+          <w:sz w:val="24"/>
+          <w:szCs w:val="24"/>
+          <w:lang w:val="en-IN"/>
+        </w:rPr>
+      </w:pPr>
+      <w:r>
+        <w:rPr>
+          <w:rFonts w:eastAsia="Times New Roman"/>
+          <w:color w:val="000000"/>
+          <w:lang w:val="en-IN"/>
+        </w:rPr>
+        <w:t>&lt;assignop&gt; -&gt; := | += | -= | *= | *= | /= | %=</w:t>
+      </w:r>
+    </w:p>
+    <w:p>
+      <w:pPr>
+        <w:spacing w:line="240" w:lineRule="auto"/>
+        <w:rPr>
+          <w:rFonts w:ascii="Times New Roman" w:eastAsia="Times New Roman" w:hAnsi="Times New Roman" w:cs="Times New Roman"/>
+          <w:sz w:val="24"/>
+          <w:szCs w:val="24"/>
+          <w:lang w:val="en-IN"/>
+        </w:rPr>
+      </w:pPr>
+      <w:r>
+        <w:rPr>
+          <w:rFonts w:eastAsia="Times New Roman"/>
+          <w:color w:val="000000"/>
+          <w:lang w:val="en-IN"/>
+        </w:rPr>
+        <w:lastRenderedPageBreak/>
+        <w:t>&lt;separator&gt; -&gt; ( | ) | , | ; | { | } | “ | @</w:t>
+      </w:r>
+    </w:p>
+    <w:p>
+      <w:pPr>
+        <w:spacing w:line="240" w:lineRule="auto"/>
+        <w:rPr>
+          <w:rFonts w:ascii="Times New Roman" w:eastAsia="Times New Roman" w:hAnsi="Times New Roman" w:cs="Times New Roman"/>
+          <w:sz w:val="24"/>
+          <w:szCs w:val="24"/>
+          <w:lang w:val="en-IN"/>
+        </w:rPr>
+      </w:pPr>
+      <w:r>
+        <w:rPr>
+          <w:rFonts w:eastAsia="Times New Roman"/>
+          <w:color w:val="000000"/>
+          <w:lang w:val="en-IN"/>
+        </w:rPr>
+        <w:t>&lt;arithresult&gt; -&gt; &lt;arithexpr&gt;=&lt;result&gt;</w:t>
+      </w:r>
+    </w:p>
+    <w:p>
+      <w:pPr>
+        <w:spacing w:line="240" w:lineRule="auto"/>
+        <w:rPr>
+          <w:rFonts w:ascii="Times New Roman" w:eastAsia="Times New Roman" w:hAnsi="Times New Roman" w:cs="Times New Roman"/>
+          <w:sz w:val="24"/>
+          <w:szCs w:val="24"/>
+          <w:lang w:val="en-IN"/>
+        </w:rPr>
+      </w:pPr>
+      <w:r>
+        <w:rPr>
+          <w:rFonts w:eastAsia="Times New Roman"/>
+          <w:color w:val="000000"/>
+          <w:lang w:val="en-IN"/>
+        </w:rPr>
+        <w:t>&lt;result&gt; -&gt; &lt;integerconst&gt;</w:t>
+      </w:r>
+    </w:p>
+    <w:p>
+      <w:pPr>
+        <w:spacing w:line="240" w:lineRule="auto"/>
+        <w:rPr>
+          <w:rFonts w:ascii="Times New Roman" w:eastAsia="Times New Roman" w:hAnsi="Times New Roman" w:cs="Times New Roman"/>
+          <w:sz w:val="24"/>
+          <w:szCs w:val="24"/>
+          <w:lang w:val="en-IN"/>
+        </w:rPr>
+      </w:pPr>
+      <w:r>
+        <w:rPr>
+          <w:rFonts w:eastAsia="Times New Roman"/>
+          <w:color w:val="0000FF"/>
+          <w:lang w:val="en-IN"/>
+        </w:rPr>
+        <w:t>//Grammar with precedence</w:t>
+      </w:r>
+    </w:p>
+    <w:p>
+      <w:pPr>
+        <w:spacing w:line="240" w:lineRule="auto"/>
+        <w:rPr>
+          <w:rFonts w:ascii="Times New Roman" w:eastAsia="Times New Roman" w:hAnsi="Times New Roman" w:cs="Times New Roman"/>
+          <w:sz w:val="24"/>
+          <w:szCs w:val="24"/>
+          <w:lang w:val="en-IN"/>
+        </w:rPr>
+      </w:pPr>
+      <w:r>
+        <w:rPr>
+          <w:rFonts w:eastAsia="Times New Roman"/>
+          <w:color w:val="0000FF"/>
+          <w:lang w:val="en-IN"/>
+        </w:rPr>
+        <w:t>&lt;arithexpr&gt; -&gt; &lt;arithexpr&gt; + &lt;arithterm&gt; | &lt;arithexpr&gt; - &lt;arithterm&gt; | &lt;arithterm&gt;</w:t>
+      </w:r>
+    </w:p>
+    <w:p>
+      <w:pPr>
+        <w:spacing w:line="240" w:lineRule="auto"/>
+        <w:rPr>
+          <w:rFonts w:ascii="Times New Roman" w:eastAsia="Times New Roman" w:hAnsi="Times New Roman" w:cs="Times New Roman"/>
+          <w:sz w:val="24"/>
+          <w:szCs w:val="24"/>
+          <w:lang w:val="en-IN"/>
+        </w:rPr>
+      </w:pPr>
+      <w:r>
+        <w:rPr>
+          <w:rFonts w:eastAsia="Times New Roman"/>
+          <w:color w:val="0000FF"/>
+          <w:lang w:val="en-IN"/>
+        </w:rPr>
+        <w:t>&lt;arithterm&gt; -&gt; &lt;arithterm&gt; * &lt;arithfactor&gt; | &lt;arithterm&gt; / &lt;arithfactor&gt; | &lt;arithterm&gt; % &lt;arithfactor&gt; | &lt;arithfactor&gt;</w:t>
+      </w:r>
+    </w:p>
+    <w:p>
+      <w:pPr>
+        <w:spacing w:line="240" w:lineRule="auto"/>
+        <w:rPr>
+          <w:rFonts w:ascii="Times New Roman" w:eastAsia="Times New Roman" w:hAnsi="Times New Roman" w:cs="Times New Roman"/>
+          <w:sz w:val="24"/>
+          <w:szCs w:val="24"/>
+          <w:lang w:val="en-IN"/>
+        </w:rPr>
+      </w:pPr>
+      <w:r>
+        <w:rPr>
+          <w:rFonts w:eastAsia="Times New Roman"/>
+          <w:color w:val="0000FF"/>
+          <w:lang w:val="en-IN"/>
+        </w:rPr>
+        <w:t>&lt;arithfactor&gt; -&gt; &lt;identifier&gt; | &lt;integerconst&gt;</w:t>
+      </w:r>
+    </w:p>
+    <w:p>
+      <w:pPr>
+        <w:spacing w:line="240" w:lineRule="auto"/>
+        <w:rPr>
+          <w:rFonts w:ascii="Times New Roman" w:eastAsia="Times New Roman" w:hAnsi="Times New Roman" w:cs="Times New Roman"/>
+          <w:sz w:val="24"/>
+          <w:szCs w:val="24"/>
+          <w:lang w:val="en-IN"/>
+        </w:rPr>
+      </w:pPr>
+    </w:p>
+    <w:p>
+      <w:pPr>
+        <w:spacing w:line="240" w:lineRule="auto"/>
+        <w:rPr>
+          <w:rFonts w:ascii="Times New Roman" w:eastAsia="Times New Roman" w:hAnsi="Times New Roman" w:cs="Times New Roman"/>
+          <w:sz w:val="24"/>
+          <w:szCs w:val="24"/>
+          <w:lang w:val="en-IN"/>
+        </w:rPr>
+      </w:pPr>
+      <w:r>
+        <w:rPr>
+          <w:rFonts w:eastAsia="Times New Roman"/>
           <w:color w:val="FF0000"/>
-        </w:rPr>
-      </w:pPr>
-      <w:r>
-        <w:t xml:space="preserve">&lt;posdigit&gt; -&gt; 1 | 2 | 3 | 4 | 5 | 6 | 7 | 8 | 9 </w:t>
-      </w:r>
-      <w:r>
-        <w:rPr>
+          <w:lang w:val="en-IN"/>
+        </w:rPr>
+        <w:t>// Note that these operators are allowed only on int data type, and we are allowing three different integer type data (decimal, binary, and octal). So, when performing any athematic</w:t>
+      </w:r>
+    </w:p>
+    <w:p>
+      <w:pPr>
+        <w:spacing w:line="240" w:lineRule="auto"/>
+        <w:rPr>
+          <w:rFonts w:ascii="Times New Roman" w:eastAsia="Times New Roman" w:hAnsi="Times New Roman" w:cs="Times New Roman"/>
+          <w:sz w:val="24"/>
+          <w:szCs w:val="24"/>
+          <w:lang w:val="en-IN"/>
+        </w:rPr>
+      </w:pPr>
+      <w:r>
+        <w:rPr>
+          <w:rFonts w:eastAsia="Times New Roman"/>
           <w:color w:val="FF0000"/>
-        </w:rPr>
-        <w:t xml:space="preserve">// Is 0 considered in +ve or </w:t>
-      </w:r>
-      <w:proofErr w:type="gramStart"/>
-      <w:r>
-        <w:rPr>
+          <w:lang w:val="en-IN"/>
+        </w:rPr>
+        <w:t>operation on two integers, the result must be of the highest precedence type; decimal is</w:t>
+      </w:r>
+    </w:p>
+    <w:p>
+      <w:pPr>
+        <w:spacing w:line="240" w:lineRule="auto"/>
+        <w:rPr>
+          <w:rFonts w:ascii="Times New Roman" w:eastAsia="Times New Roman" w:hAnsi="Times New Roman" w:cs="Times New Roman"/>
+          <w:sz w:val="24"/>
+          <w:szCs w:val="24"/>
+          <w:lang w:val="en-IN"/>
+        </w:rPr>
+      </w:pPr>
+      <w:r>
+        <w:rPr>
+          <w:rFonts w:eastAsia="Times New Roman"/>
           <w:color w:val="FF0000"/>
-        </w:rPr>
-        <w:t>not ?</w:t>
-      </w:r>
-      <w:proofErr w:type="gramEnd"/>
-    </w:p>
-    <w:p>
-      <w:r>
-        <w:t>&lt;arithoperator&gt; -&gt; + | - | * | / | %</w:t>
-      </w:r>
-    </w:p>
-    <w:p>
-      <w:r>
-        <w:t>&lt;relop&gt; -&gt; = | &gt; | &lt; | &gt;= | &lt;= | &lt;&gt;</w:t>
-      </w:r>
-    </w:p>
-    <w:p>
-      <w:r>
-        <w:t>&lt;assignop&gt; -</w:t>
-      </w:r>
-      <w:proofErr w:type="gramStart"/>
-      <w:r>
-        <w:t>&gt; :</w:t>
-      </w:r>
-      <w:proofErr w:type="gramEnd"/>
-      <w:r>
-        <w:t>= | += | -= | *= | *= | /= | %=</w:t>
-      </w:r>
-    </w:p>
-    <w:p>
-      <w:r>
-        <w:t xml:space="preserve">&lt;separator&gt; -&gt; </w:t>
-      </w:r>
-      <w:proofErr w:type="gramStart"/>
-      <w:r>
-        <w:t>( |</w:t>
-      </w:r>
-      <w:proofErr w:type="gramEnd"/>
-      <w:r>
-        <w:t xml:space="preserve"> ) | , | ; | { | } | “ | @</w:t>
-      </w:r>
-    </w:p>
-    <w:p>
-      <w:pPr>
-        <w:rPr>
+          <w:lang w:val="en-IN"/>
+        </w:rPr>
+        <w:t>higher order than octal, and octal is higher than binary - Can we determine this precedence as well ?</w:t>
+      </w:r>
+    </w:p>
+    <w:p>
+      <w:pPr>
+        <w:spacing w:line="240" w:lineRule="auto"/>
+        <w:rPr>
+          <w:rFonts w:ascii="Times New Roman" w:eastAsia="Times New Roman" w:hAnsi="Times New Roman" w:cs="Times New Roman"/>
+          <w:sz w:val="24"/>
+          <w:szCs w:val="24"/>
+          <w:lang w:val="en-IN"/>
+        </w:rPr>
+      </w:pPr>
+    </w:p>
+    <w:p>
+      <w:pPr>
+        <w:spacing w:line="240" w:lineRule="auto"/>
+        <w:rPr>
+          <w:rFonts w:ascii="Times New Roman" w:eastAsia="Times New Roman" w:hAnsi="Times New Roman" w:cs="Times New Roman"/>
+          <w:sz w:val="24"/>
+          <w:szCs w:val="24"/>
+          <w:lang w:val="en-IN"/>
+        </w:rPr>
+      </w:pPr>
+      <w:r>
+        <w:rPr>
+          <w:rFonts w:eastAsia="Times New Roman"/>
+          <w:color w:val="000000"/>
+          <w:lang w:val="en-IN"/>
+        </w:rPr>
+        <w:t xml:space="preserve">&lt;assignexpr&gt; -&gt; &lt;integerconst&gt;&lt;assignop&gt;&lt;integerconst&gt; | </w:t>
+      </w:r>
+      <w:r>
+        <w:rPr>
+          <w:rFonts w:eastAsia="Times New Roman"/>
           <w:color w:val="FF9900"/>
-        </w:rPr>
-      </w:pPr>
-      <w:r>
-        <w:t xml:space="preserve">&lt;arithexpr&gt; -&gt; &lt;integerconst&gt;&lt;arithoperator&gt;&lt;integerconst&gt; | </w:t>
-      </w:r>
-      <w:r>
-        <w:rPr>
-          <w:color w:val="FF9900"/>
-        </w:rPr>
-        <w:t>&lt;identifier&gt;&lt;arithoperator&gt;&lt;identifier&gt; | &lt;identifier&gt;&lt;arithoperator&gt;&lt;integerconst&gt; | &lt;integerconst&gt;&lt;arithoperator&gt;&lt;identifier&gt;     //For loop example adds these but requires integer identifier only - how to restrict?</w:t>
-      </w:r>
-    </w:p>
-    <w:p>
-      <w:r>
-        <w:t>&lt;arithresult&gt; -&gt; &lt;arithexpr&gt;=&lt;result&gt;</w:t>
-      </w:r>
-    </w:p>
-    <w:p>
-      <w:r>
-        <w:t>&lt;result&gt; -&gt; &lt;integerconst&gt;</w:t>
-      </w:r>
-    </w:p>
-    <w:p/>
-    <w:p>
-      <w:pPr>
-        <w:rPr>
+          <w:lang w:val="en-IN"/>
+        </w:rPr>
+        <w:t>&lt;identifier&gt;&lt;arithoperator&gt;&lt;identifier&gt; | &lt;identifier&gt;&lt;arithoperator&gt;&lt;integerconst&gt; | &lt;integerconst&gt;&lt;arithoperator&gt;&lt;identifier&gt; </w:t>
+      </w:r>
+    </w:p>
+    <w:p>
+      <w:pPr>
+        <w:spacing w:line="240" w:lineRule="auto"/>
+        <w:rPr>
+          <w:rFonts w:ascii="Times New Roman" w:eastAsia="Times New Roman" w:hAnsi="Times New Roman" w:cs="Times New Roman"/>
+          <w:sz w:val="24"/>
+          <w:szCs w:val="24"/>
+          <w:lang w:val="en-IN"/>
+        </w:rPr>
+      </w:pPr>
+    </w:p>
+    <w:p>
+      <w:pPr>
+        <w:spacing w:line="240" w:lineRule="auto"/>
+        <w:rPr>
+          <w:rFonts w:ascii="Times New Roman" w:eastAsia="Times New Roman" w:hAnsi="Times New Roman" w:cs="Times New Roman"/>
+          <w:sz w:val="24"/>
+          <w:szCs w:val="24"/>
+          <w:lang w:val="en-IN"/>
+        </w:rPr>
+      </w:pPr>
+      <w:r>
+        <w:rPr>
+          <w:rFonts w:eastAsia="Times New Roman"/>
+          <w:color w:val="0000FF"/>
+          <w:lang w:val="en-IN"/>
+        </w:rPr>
+        <w:t>//alternate relexpr</w:t>
+      </w:r>
+    </w:p>
+    <w:p>
+      <w:pPr>
+        <w:spacing w:line="240" w:lineRule="auto"/>
+        <w:rPr>
+          <w:rFonts w:ascii="Times New Roman" w:eastAsia="Times New Roman" w:hAnsi="Times New Roman" w:cs="Times New Roman"/>
+          <w:sz w:val="24"/>
+          <w:szCs w:val="24"/>
+          <w:lang w:val="en-IN"/>
+        </w:rPr>
+      </w:pPr>
+      <w:r>
+        <w:rPr>
+          <w:rFonts w:eastAsia="Times New Roman"/>
+          <w:color w:val="0000FF"/>
+          <w:lang w:val="en-IN"/>
+        </w:rPr>
+        <w:t>&lt;relexpr&gt; -&gt; &lt;relexpr&gt; = &lt;relterm&gt; | &lt;relexpr&gt; &lt;&gt; &lt;relterm&gt; | &lt;relterm&gt;</w:t>
+      </w:r>
+    </w:p>
+    <w:p>
+      <w:pPr>
+        <w:spacing w:line="240" w:lineRule="auto"/>
+        <w:rPr>
+          <w:rFonts w:ascii="Times New Roman" w:eastAsia="Times New Roman" w:hAnsi="Times New Roman" w:cs="Times New Roman"/>
+          <w:sz w:val="24"/>
+          <w:szCs w:val="24"/>
+          <w:lang w:val="en-IN"/>
+        </w:rPr>
+      </w:pPr>
+      <w:r>
+        <w:rPr>
+          <w:rFonts w:eastAsia="Times New Roman"/>
+          <w:color w:val="0000FF"/>
+          <w:lang w:val="en-IN"/>
+        </w:rPr>
+        <w:t>&lt;relterm&gt; -&gt; &lt;relterm&gt; &gt; &lt;relfactor&gt; | &lt;relterm&gt; &lt; &lt;relfactor&gt; | &lt;relterm&gt; &gt;= &lt;relfactor&gt; | &lt;relterm&gt; &lt;= &lt;relfactor&gt; | &lt;relfactor&gt;</w:t>
+      </w:r>
+    </w:p>
+    <w:p>
+      <w:pPr>
+        <w:spacing w:line="240" w:lineRule="auto"/>
+        <w:rPr>
+          <w:rFonts w:ascii="Times New Roman" w:eastAsia="Times New Roman" w:hAnsi="Times New Roman" w:cs="Times New Roman"/>
+          <w:sz w:val="24"/>
+          <w:szCs w:val="24"/>
+          <w:lang w:val="en-IN"/>
+        </w:rPr>
+      </w:pPr>
+      <w:r>
+        <w:rPr>
+          <w:rFonts w:eastAsia="Times New Roman"/>
+          <w:color w:val="0000FF"/>
+          <w:lang w:val="en-IN"/>
+        </w:rPr>
+        <w:t>&lt;relfactor&gt; -&gt; &lt;arithexpr&gt;</w:t>
+      </w:r>
+    </w:p>
+    <w:p>
+      <w:pPr>
+        <w:spacing w:line="240" w:lineRule="auto"/>
+        <w:rPr>
+          <w:rFonts w:ascii="Times New Roman" w:eastAsia="Times New Roman" w:hAnsi="Times New Roman" w:cs="Times New Roman"/>
+          <w:sz w:val="24"/>
+          <w:szCs w:val="24"/>
+          <w:lang w:val="en-IN"/>
+        </w:rPr>
+      </w:pPr>
+    </w:p>
+    <w:p>
+      <w:pPr>
+        <w:spacing w:line="240" w:lineRule="auto"/>
+        <w:rPr>
+          <w:rFonts w:ascii="Times New Roman" w:eastAsia="Times New Roman" w:hAnsi="Times New Roman" w:cs="Times New Roman"/>
+          <w:sz w:val="24"/>
+          <w:szCs w:val="24"/>
+          <w:lang w:val="en-IN"/>
+        </w:rPr>
+      </w:pPr>
+      <w:r>
+        <w:rPr>
+          <w:rFonts w:eastAsia="Times New Roman"/>
+          <w:color w:val="0000FF"/>
+          <w:lang w:val="en-IN"/>
+        </w:rPr>
+        <w:br/>
+      </w:r>
+      <w:r>
+        <w:rPr>
+          <w:rFonts w:eastAsia="Times New Roman"/>
+          <w:color w:val="0000FF"/>
+          <w:lang w:val="en-IN"/>
+        </w:rPr>
+        <w:br/>
+      </w:r>
+    </w:p>
+    <w:p>
+      <w:pPr>
+        <w:spacing w:line="240" w:lineRule="auto"/>
+        <w:rPr>
+          <w:rFonts w:ascii="Times New Roman" w:eastAsia="Times New Roman" w:hAnsi="Times New Roman" w:cs="Times New Roman"/>
+          <w:sz w:val="24"/>
+          <w:szCs w:val="24"/>
+          <w:lang w:val="en-IN"/>
+        </w:rPr>
+      </w:pPr>
+    </w:p>
+    <w:p>
+      <w:pPr>
+        <w:spacing w:line="240" w:lineRule="auto"/>
+        <w:rPr>
+          <w:rFonts w:ascii="Times New Roman" w:eastAsia="Times New Roman" w:hAnsi="Times New Roman" w:cs="Times New Roman"/>
+          <w:sz w:val="24"/>
+          <w:szCs w:val="24"/>
+          <w:lang w:val="en-IN"/>
+        </w:rPr>
+      </w:pPr>
+      <w:r>
+        <w:rPr>
+          <w:rFonts w:eastAsia="Times New Roman"/>
+          <w:color w:val="000000"/>
+          <w:lang w:val="en-IN"/>
+        </w:rPr>
+        <w:t>&lt;blockstmt&gt; -&gt; begin&lt;stmtlist&gt;end</w:t>
+      </w:r>
+    </w:p>
+    <w:p>
+      <w:pPr>
+        <w:spacing w:line="240" w:lineRule="auto"/>
+        <w:rPr>
+          <w:rFonts w:ascii="Times New Roman" w:eastAsia="Times New Roman" w:hAnsi="Times New Roman" w:cs="Times New Roman"/>
+          <w:sz w:val="24"/>
+          <w:szCs w:val="24"/>
+          <w:lang w:val="en-IN"/>
+        </w:rPr>
+      </w:pPr>
+      <w:r>
+        <w:rPr>
+          <w:rFonts w:eastAsia="Times New Roman"/>
+          <w:color w:val="000000"/>
+          <w:lang w:val="en-IN"/>
+        </w:rPr>
+        <w:t>&lt;stmtlist&gt; -&gt; &lt;stmt&gt;&lt;stmtlist&gt; | &lt;stmt&gt;</w:t>
+      </w:r>
+    </w:p>
+    <w:p>
+      <w:pPr>
+        <w:spacing w:line="240" w:lineRule="auto"/>
+        <w:rPr>
+          <w:rFonts w:ascii="Times New Roman" w:eastAsia="Times New Roman" w:hAnsi="Times New Roman" w:cs="Times New Roman"/>
+          <w:sz w:val="24"/>
+          <w:szCs w:val="24"/>
+          <w:lang w:val="en-IN"/>
+        </w:rPr>
+      </w:pPr>
+      <w:r>
+        <w:rPr>
+          <w:rFonts w:eastAsia="Times New Roman"/>
+          <w:color w:val="000000"/>
+          <w:lang w:val="en-IN"/>
+        </w:rPr>
+        <w:t xml:space="preserve">&lt;stmt&gt; -&gt; &lt;assignstmt&gt; | &lt;printstmt&gt; | &lt;scanstmt&gt; | &lt;condifstmt&gt; | &lt;condifelsestmt&gt; | &lt;whilestmt&gt; | &lt;forstmt&gt; | </w:t>
+      </w:r>
+      <w:r>
+        <w:rPr>
+          <w:rFonts w:eastAsia="Times New Roman"/>
           <w:color w:val="FF0000"/>
-        </w:rPr>
-      </w:pPr>
-      <w:r>
-        <w:rPr>
-          <w:color w:val="FF0000"/>
-        </w:rPr>
-        <w:t>// Precedence Determination in CFG?</w:t>
-      </w:r>
-    </w:p>
-    <w:p>
-      <w:pPr>
-        <w:rPr>
-          <w:color w:val="FF0000"/>
-        </w:rPr>
-      </w:pPr>
-    </w:p>
-    <w:p>
-      <w:r>
-        <w:t xml:space="preserve">&lt;relexpr&gt; -&gt; &lt;integerconst&gt;&lt;relop&gt;&lt;integerconst&gt; | </w:t>
-      </w:r>
-      <w:r>
-        <w:rPr>
-          <w:color w:val="FF9900"/>
-        </w:rPr>
-        <w:t>&lt;identifier&gt;&lt;arithoperator&gt;&lt;identifier&gt; | &lt;identifier&gt;&lt;arithoperator&gt;&lt;integerconst&gt; | &lt;integerconst&gt;&lt;arithoperator&gt;&lt;identifier&gt;</w:t>
-      </w:r>
-    </w:p>
-    <w:p>
-      <w:pPr>
-        <w:rPr>
-          <w:color w:val="FF0000"/>
-        </w:rPr>
-      </w:pPr>
-      <w:r>
-        <w:t xml:space="preserve">&lt;assignexpr&gt; -&gt; &lt;integerconst&gt;&lt;assignop&gt;&lt;integerconst&gt; | </w:t>
-      </w:r>
-      <w:r>
-        <w:rPr>
-          <w:color w:val="FF9900"/>
-        </w:rPr>
-        <w:t>&lt;identifier&gt;&lt;arithoperator&gt;&lt;identifier&gt; | &lt;identifier&gt;&lt;arithoperator&gt;&lt;integerconst&gt; | &lt;integerconst&gt;&lt;arithoperator&gt;&lt;identifier&gt;</w:t>
-      </w:r>
-    </w:p>
-    <w:p/>
-    <w:p>
-      <w:r>
-        <w:t>&lt;blockstmt&gt; -&gt; begin&lt;stmtlist&gt;end</w:t>
-      </w:r>
-    </w:p>
-    <w:p>
-      <w:r>
-        <w:t>&lt;stmtlist&gt; -&gt; &lt;stmt&gt;&lt;stmtlist&gt; | &lt;stmt&gt;</w:t>
-      </w:r>
-    </w:p>
-    <w:p>
-      <w:r>
-        <w:t xml:space="preserve">&lt;stmt&gt; -&gt; &lt;assignstmt&gt; | &lt;printstmt&gt; | &lt;scanstmt&gt; | &lt;condifstmt&gt; | &lt;condifelsestmt&gt; | &lt;whilestmt&gt; | &lt;forstmt&gt; | </w:t>
-      </w:r>
-      <w:r>
-        <w:rPr>
-          <w:color w:val="FF0000"/>
-        </w:rPr>
-        <w:t xml:space="preserve">&lt;blockstmt&gt;     //Nesting of stmts </w:t>
-      </w:r>
-      <w:proofErr w:type="gramStart"/>
-      <w:r>
-        <w:rPr>
-          <w:color w:val="FF0000"/>
-        </w:rPr>
-        <w:t>allowed ?</w:t>
-      </w:r>
-      <w:proofErr w:type="gramEnd"/>
-      <w:r>
-        <w:rPr>
-          <w:color w:val="FF0000"/>
-        </w:rPr>
-        <w:t xml:space="preserve"> And how do we restrict conditional and looping statements nesting?</w:t>
-      </w:r>
-    </w:p>
-    <w:p>
-      <w:r>
-        <w:t xml:space="preserve">&lt;printstmt&gt; -&gt; print(&lt;string&gt;); | print(&lt;formattext&gt;, &lt;valuelist&gt;); </w:t>
-      </w:r>
-    </w:p>
-    <w:p>
-      <w:r>
-        <w:t xml:space="preserve">&lt;scanstmt&gt; -&gt; scan(&lt;formatscan&gt;, &lt;varlist&gt;); </w:t>
-      </w:r>
-    </w:p>
-    <w:p>
-      <w:r>
+          <w:lang w:val="en-IN"/>
+        </w:rPr>
+        <w:t>&lt;blockstmt&gt;     //Nesting of stmts allowed ? And how do we restrict conditional and looping statements nesting? </w:t>
+      </w:r>
+    </w:p>
+    <w:p>
+      <w:pPr>
+        <w:spacing w:line="240" w:lineRule="auto"/>
+        <w:rPr>
+          <w:rFonts w:ascii="Times New Roman" w:eastAsia="Times New Roman" w:hAnsi="Times New Roman" w:cs="Times New Roman"/>
+          <w:sz w:val="24"/>
+          <w:szCs w:val="24"/>
+          <w:lang w:val="en-IN"/>
+        </w:rPr>
+      </w:pPr>
+    </w:p>
+    <w:p>
+      <w:pPr>
+        <w:spacing w:line="240" w:lineRule="auto"/>
+        <w:rPr>
+          <w:rFonts w:ascii="Times New Roman" w:eastAsia="Times New Roman" w:hAnsi="Times New Roman" w:cs="Times New Roman"/>
+          <w:sz w:val="24"/>
+          <w:szCs w:val="24"/>
+          <w:lang w:val="en-IN"/>
+        </w:rPr>
+      </w:pPr>
+      <w:r>
+        <w:rPr>
+          <w:rFonts w:eastAsia="Times New Roman"/>
+          <w:color w:val="000000"/>
+          <w:lang w:val="en-IN"/>
+        </w:rPr>
+        <w:t>&lt;printstmt&gt; -&gt; print(&lt;string&gt;); | print(&lt;formattext&gt;, &lt;valuelist&gt;); </w:t>
+      </w:r>
+    </w:p>
+    <w:p>
+      <w:pPr>
+        <w:spacing w:line="240" w:lineRule="auto"/>
+        <w:rPr>
+          <w:rFonts w:ascii="Times New Roman" w:eastAsia="Times New Roman" w:hAnsi="Times New Roman" w:cs="Times New Roman"/>
+          <w:sz w:val="24"/>
+          <w:szCs w:val="24"/>
+          <w:lang w:val="en-IN"/>
+        </w:rPr>
+      </w:pPr>
+      <w:r>
+        <w:rPr>
+          <w:rFonts w:eastAsia="Times New Roman"/>
+          <w:color w:val="000000"/>
+          <w:lang w:val="en-IN"/>
+        </w:rPr>
+        <w:t>&lt;scanstmt&gt; -&gt; scan(&lt;formatscan&gt;, &lt;varlist&gt;); </w:t>
+      </w:r>
+    </w:p>
+    <w:p>
+      <w:pPr>
+        <w:spacing w:line="240" w:lineRule="auto"/>
+        <w:rPr>
+          <w:rFonts w:ascii="Times New Roman" w:eastAsia="Times New Roman" w:hAnsi="Times New Roman" w:cs="Times New Roman"/>
+          <w:sz w:val="24"/>
+          <w:szCs w:val="24"/>
+          <w:lang w:val="en-IN"/>
+        </w:rPr>
+      </w:pPr>
+      <w:r>
+        <w:rPr>
+          <w:rFonts w:eastAsia="Times New Roman"/>
+          <w:color w:val="000000"/>
+          <w:lang w:val="en-IN"/>
+        </w:rPr>
         <w:t>&lt;formattext&gt; -&gt; “&lt;charseq@&gt;”</w:t>
       </w:r>
     </w:p>
     <w:p>
-      <w:r>
+      <w:pPr>
+        <w:spacing w:line="240" w:lineRule="auto"/>
+        <w:rPr>
+          <w:rFonts w:ascii="Times New Roman" w:eastAsia="Times New Roman" w:hAnsi="Times New Roman" w:cs="Times New Roman"/>
+          <w:sz w:val="24"/>
+          <w:szCs w:val="24"/>
+          <w:lang w:val="en-IN"/>
+        </w:rPr>
+      </w:pPr>
+      <w:r>
+        <w:rPr>
+          <w:rFonts w:eastAsia="Times New Roman"/>
+          <w:color w:val="000000"/>
+          <w:lang w:val="en-IN"/>
+        </w:rPr>
         <w:t>&lt;charseq@&gt; -&gt; &lt;charseq&gt;@&lt;charseq@&gt; | &lt;charseq&gt;</w:t>
       </w:r>
     </w:p>
     <w:p>
-      <w:r>
-        <w:t xml:space="preserve">&lt;formatscan&gt; -&gt; “&lt;atsymbols&gt;” </w:t>
-      </w:r>
-    </w:p>
-    <w:p>
-      <w:r>
-        <w:t xml:space="preserve">&lt;atsymbols&gt; -&gt; @ | @, &lt;atsymbols&gt; </w:t>
-      </w:r>
-    </w:p>
-    <w:p>
-      <w:r>
-        <w:t>&lt;valuelist&gt; -&gt; &lt;value&gt; | &lt;value</w:t>
-      </w:r>
-      <w:proofErr w:type="gramStart"/>
-      <w:r>
-        <w:t>&gt;,&lt;</w:t>
-      </w:r>
-      <w:proofErr w:type="gramEnd"/>
-      <w:r>
-        <w:t>valuelist&gt;</w:t>
-      </w:r>
-    </w:p>
-    <w:p>
-      <w:r>
-        <w:t>&lt;varlist&gt; -&gt; &lt;identifier&gt; | &lt;identifier</w:t>
-      </w:r>
-      <w:proofErr w:type="gramStart"/>
-      <w:r>
-        <w:t>&gt;,&lt;</w:t>
-      </w:r>
-      <w:proofErr w:type="gramEnd"/>
-      <w:r>
-        <w:t>varlist&gt;</w:t>
-      </w:r>
-    </w:p>
-    <w:p>
-      <w:r>
+      <w:pPr>
+        <w:spacing w:line="240" w:lineRule="auto"/>
+        <w:rPr>
+          <w:rFonts w:ascii="Times New Roman" w:eastAsia="Times New Roman" w:hAnsi="Times New Roman" w:cs="Times New Roman"/>
+          <w:sz w:val="24"/>
+          <w:szCs w:val="24"/>
+          <w:lang w:val="en-IN"/>
+        </w:rPr>
+      </w:pPr>
+      <w:r>
+        <w:rPr>
+          <w:rFonts w:eastAsia="Times New Roman"/>
+          <w:color w:val="000000"/>
+          <w:lang w:val="en-IN"/>
+        </w:rPr>
+        <w:t>&lt;formatscan&gt; -&gt; “&lt;atsymbols&gt;” </w:t>
+      </w:r>
+    </w:p>
+    <w:p>
+      <w:pPr>
+        <w:spacing w:line="240" w:lineRule="auto"/>
+        <w:rPr>
+          <w:rFonts w:ascii="Times New Roman" w:eastAsia="Times New Roman" w:hAnsi="Times New Roman" w:cs="Times New Roman"/>
+          <w:sz w:val="24"/>
+          <w:szCs w:val="24"/>
+          <w:lang w:val="en-IN"/>
+        </w:rPr>
+      </w:pPr>
+      <w:r>
+        <w:rPr>
+          <w:rFonts w:eastAsia="Times New Roman"/>
+          <w:color w:val="000000"/>
+          <w:lang w:val="en-IN"/>
+        </w:rPr>
+        <w:t>&lt;atsymbols&gt; -&gt; @ | @, &lt;atsymbols&gt; </w:t>
+      </w:r>
+    </w:p>
+    <w:p>
+      <w:pPr>
+        <w:spacing w:line="240" w:lineRule="auto"/>
+        <w:rPr>
+          <w:rFonts w:ascii="Times New Roman" w:eastAsia="Times New Roman" w:hAnsi="Times New Roman" w:cs="Times New Roman"/>
+          <w:sz w:val="24"/>
+          <w:szCs w:val="24"/>
+          <w:lang w:val="en-IN"/>
+        </w:rPr>
+      </w:pPr>
+      <w:r>
+        <w:rPr>
+          <w:rFonts w:eastAsia="Times New Roman"/>
+          <w:color w:val="000000"/>
+          <w:lang w:val="en-IN"/>
+        </w:rPr>
+        <w:t>&lt;valuelist&gt; -&gt; &lt;value&gt; | &lt;value&gt;,&lt;valuelist&gt;</w:t>
+      </w:r>
+    </w:p>
+    <w:p>
+      <w:pPr>
+        <w:spacing w:line="240" w:lineRule="auto"/>
+        <w:rPr>
+          <w:rFonts w:ascii="Times New Roman" w:eastAsia="Times New Roman" w:hAnsi="Times New Roman" w:cs="Times New Roman"/>
+          <w:sz w:val="24"/>
+          <w:szCs w:val="24"/>
+          <w:lang w:val="en-IN"/>
+        </w:rPr>
+      </w:pPr>
+      <w:r>
+        <w:rPr>
+          <w:rFonts w:eastAsia="Times New Roman"/>
+          <w:color w:val="000000"/>
+          <w:lang w:val="en-IN"/>
+        </w:rPr>
+        <w:t>&lt;varlist&gt; -&gt; &lt;identifier&gt; | &lt;identifier&gt;,&lt;varlist&gt;</w:t>
+      </w:r>
+    </w:p>
+    <w:p>
+      <w:pPr>
+        <w:spacing w:line="240" w:lineRule="auto"/>
+        <w:rPr>
+          <w:rFonts w:ascii="Times New Roman" w:eastAsia="Times New Roman" w:hAnsi="Times New Roman" w:cs="Times New Roman"/>
+          <w:sz w:val="24"/>
+          <w:szCs w:val="24"/>
+          <w:lang w:val="en-IN"/>
+        </w:rPr>
+      </w:pPr>
+      <w:r>
+        <w:rPr>
+          <w:rFonts w:eastAsia="Times New Roman"/>
+          <w:color w:val="000000"/>
+          <w:lang w:val="en-IN"/>
+        </w:rPr>
         <w:t>&lt;value&gt; -&gt; &lt;integerconst&gt; | &lt;charconst&gt; | &lt;identifier&gt;</w:t>
       </w:r>
     </w:p>
     <w:p>
-      <w:r>
+      <w:pPr>
+        <w:spacing w:line="240" w:lineRule="auto"/>
+        <w:rPr>
+          <w:rFonts w:ascii="Times New Roman" w:eastAsia="Times New Roman" w:hAnsi="Times New Roman" w:cs="Times New Roman"/>
+          <w:sz w:val="24"/>
+          <w:szCs w:val="24"/>
+          <w:lang w:val="en-IN"/>
+        </w:rPr>
+      </w:pPr>
+      <w:r>
+        <w:rPr>
+          <w:rFonts w:eastAsia="Times New Roman"/>
+          <w:color w:val="000000"/>
+          <w:lang w:val="en-IN"/>
+        </w:rPr>
         <w:t>&lt;assignstmt&gt; -&gt; &lt;identifier&gt;&lt;assignop&gt;&lt;expr&gt;;</w:t>
       </w:r>
     </w:p>
     <w:p>
-      <w:r>
+      <w:pPr>
+        <w:spacing w:line="240" w:lineRule="auto"/>
+        <w:rPr>
+          <w:rFonts w:ascii="Times New Roman" w:eastAsia="Times New Roman" w:hAnsi="Times New Roman" w:cs="Times New Roman"/>
+          <w:sz w:val="24"/>
+          <w:szCs w:val="24"/>
+          <w:lang w:val="en-IN"/>
+        </w:rPr>
+      </w:pPr>
+      <w:r>
+        <w:rPr>
+          <w:rFonts w:eastAsia="Times New Roman"/>
+          <w:color w:val="000000"/>
+          <w:lang w:val="en-IN"/>
+        </w:rPr>
         <w:t>&lt;expr&gt; -&gt; &lt;value&gt; | &lt;arithexpr&gt;</w:t>
       </w:r>
     </w:p>
     <w:p>
-      <w:r>
+      <w:pPr>
+        <w:spacing w:line="240" w:lineRule="auto"/>
+        <w:rPr>
+          <w:rFonts w:ascii="Times New Roman" w:eastAsia="Times New Roman" w:hAnsi="Times New Roman" w:cs="Times New Roman"/>
+          <w:sz w:val="24"/>
+          <w:szCs w:val="24"/>
+          <w:lang w:val="en-IN"/>
+        </w:rPr>
+      </w:pPr>
+      <w:r>
+        <w:rPr>
+          <w:rFonts w:eastAsia="Times New Roman"/>
+          <w:color w:val="000000"/>
+          <w:lang w:val="en-IN"/>
+        </w:rPr>
         <w:t>&lt;value&gt; -&gt; &lt;integerconst&gt; | &lt;charconst&gt; | &lt;identifier&gt;</w:t>
       </w:r>
     </w:p>
     <w:p>
-      <w:r>
+      <w:pPr>
+        <w:spacing w:line="240" w:lineRule="auto"/>
+        <w:rPr>
+          <w:rFonts w:ascii="Times New Roman" w:eastAsia="Times New Roman" w:hAnsi="Times New Roman" w:cs="Times New Roman"/>
+          <w:sz w:val="24"/>
+          <w:szCs w:val="24"/>
+          <w:lang w:val="en-IN"/>
+        </w:rPr>
+      </w:pPr>
+      <w:r>
+        <w:rPr>
+          <w:rFonts w:eastAsia="Times New Roman"/>
+          <w:color w:val="000000"/>
+          <w:lang w:val="en-IN"/>
+        </w:rPr>
         <w:t>&lt;cond&gt; -&gt; &lt;identifier&gt; | &lt;relexpr&gt;</w:t>
       </w:r>
     </w:p>
     <w:p>
-      <w:r>
-        <w:t>&lt;condifstmt&gt; -&gt; if (&lt;cond&gt;) then &lt;blockstmt&gt;; | ε</w:t>
-      </w:r>
-    </w:p>
-    <w:p>
-      <w:r>
-        <w:t>&lt;condifelsestmt&gt; -&gt; if (&lt;cond&gt;) then &lt;blockstmt&gt; else &lt;blockstmt&gt;; | ε</w:t>
-      </w:r>
-    </w:p>
-    <w:p>
-      <w:r>
+      <w:pPr>
+        <w:spacing w:line="240" w:lineRule="auto"/>
+        <w:rPr>
+          <w:rFonts w:ascii="Times New Roman" w:eastAsia="Times New Roman" w:hAnsi="Times New Roman" w:cs="Times New Roman"/>
+          <w:sz w:val="24"/>
+          <w:szCs w:val="24"/>
+          <w:lang w:val="en-IN"/>
+        </w:rPr>
+      </w:pPr>
+      <w:r>
+        <w:rPr>
+          <w:rFonts w:eastAsia="Times New Roman"/>
+          <w:color w:val="000000"/>
+          <w:lang w:val="en-IN"/>
+        </w:rPr>
+        <w:t>&lt;condifstmt&gt; -&gt; if (&lt;cond&gt;) then &lt;blockstmt&gt;; | if &lt;cond&gt; then &lt;blockstmt&gt; | ε</w:t>
+      </w:r>
+    </w:p>
+    <w:p>
+      <w:pPr>
+        <w:spacing w:line="240" w:lineRule="auto"/>
+        <w:rPr>
+          <w:rFonts w:ascii="Times New Roman" w:eastAsia="Times New Roman" w:hAnsi="Times New Roman" w:cs="Times New Roman"/>
+          <w:sz w:val="24"/>
+          <w:szCs w:val="24"/>
+          <w:lang w:val="en-IN"/>
+        </w:rPr>
+      </w:pPr>
+      <w:r>
+        <w:rPr>
+          <w:rFonts w:eastAsia="Times New Roman"/>
+          <w:color w:val="000000"/>
+          <w:lang w:val="en-IN"/>
+        </w:rPr>
+        <w:lastRenderedPageBreak/>
+        <w:t>&lt;condifelsestmt&gt; -&gt; if (&lt;cond&gt;) then &lt;blockstmt&gt; else &lt;blockstmt&gt;; | if &lt;cond&gt; then &lt;blockstmt&gt; else &lt;blockstmt&gt; | ε</w:t>
+      </w:r>
+    </w:p>
+    <w:p>
+      <w:pPr>
+        <w:spacing w:line="240" w:lineRule="auto"/>
+        <w:rPr>
+          <w:rFonts w:ascii="Times New Roman" w:eastAsia="Times New Roman" w:hAnsi="Times New Roman" w:cs="Times New Roman"/>
+          <w:sz w:val="24"/>
+          <w:szCs w:val="24"/>
+          <w:lang w:val="en-IN"/>
+        </w:rPr>
+      </w:pPr>
+      <w:r>
+        <w:rPr>
+          <w:rFonts w:eastAsia="Times New Roman"/>
+          <w:color w:val="000000"/>
+          <w:lang w:val="en-IN"/>
+        </w:rPr>
         <w:t>&lt;loopstmt&gt; -&gt; &lt;whilestmt&gt; | &lt;forstmt&gt;</w:t>
       </w:r>
     </w:p>
     <w:p>
-      <w:r>
-        <w:t>&lt;whilestmt&gt; -&gt; while (&lt;cond&gt;) &lt;blockstmt&gt;; | ε</w:t>
-      </w:r>
-    </w:p>
-    <w:p>
-      <w:r>
-        <w:t>&lt;forstmt&gt; -&gt; for &lt;identifier</w:t>
-      </w:r>
-      <w:proofErr w:type="gramStart"/>
-      <w:r>
-        <w:t>&gt; :</w:t>
-      </w:r>
-      <w:proofErr w:type="gramEnd"/>
-      <w:r>
-        <w:t>= &lt;forval&gt; to &lt;forval&gt; &lt;step&gt; do &lt;blockstmt&gt;;</w:t>
-      </w:r>
-    </w:p>
-    <w:p>
-      <w:r>
+      <w:pPr>
+        <w:spacing w:line="240" w:lineRule="auto"/>
+        <w:rPr>
+          <w:rFonts w:ascii="Times New Roman" w:eastAsia="Times New Roman" w:hAnsi="Times New Roman" w:cs="Times New Roman"/>
+          <w:sz w:val="24"/>
+          <w:szCs w:val="24"/>
+          <w:lang w:val="en-IN"/>
+        </w:rPr>
+      </w:pPr>
+      <w:r>
+        <w:rPr>
+          <w:rFonts w:eastAsia="Times New Roman"/>
+          <w:color w:val="000000"/>
+          <w:lang w:val="en-IN"/>
+        </w:rPr>
+        <w:t>&lt;whilestmt&gt; -&gt; while (&lt;cond&gt;) &lt;blockstmt&gt;; | while &lt;cond&gt; &lt;blockstmt&gt;; | ε</w:t>
+      </w:r>
+    </w:p>
+    <w:p>
+      <w:pPr>
+        <w:spacing w:line="240" w:lineRule="auto"/>
+        <w:rPr>
+          <w:rFonts w:ascii="Times New Roman" w:eastAsia="Times New Roman" w:hAnsi="Times New Roman" w:cs="Times New Roman"/>
+          <w:sz w:val="24"/>
+          <w:szCs w:val="24"/>
+          <w:lang w:val="en-IN"/>
+        </w:rPr>
+      </w:pPr>
+      <w:r>
+        <w:rPr>
+          <w:rFonts w:eastAsia="Times New Roman"/>
+          <w:color w:val="000000"/>
+          <w:lang w:val="en-IN"/>
+        </w:rPr>
+        <w:t>&lt;forstmt&gt; -&gt; for &lt;identifier&gt; := &lt;forval&gt; to &lt;forval&gt; &lt;step&gt; do &lt;blockstmt&gt;;</w:t>
+      </w:r>
+    </w:p>
+    <w:p>
+      <w:pPr>
+        <w:spacing w:line="240" w:lineRule="auto"/>
+        <w:rPr>
+          <w:rFonts w:ascii="Times New Roman" w:eastAsia="Times New Roman" w:hAnsi="Times New Roman" w:cs="Times New Roman"/>
+          <w:sz w:val="24"/>
+          <w:szCs w:val="24"/>
+          <w:lang w:val="en-IN"/>
+        </w:rPr>
+      </w:pPr>
+      <w:r>
+        <w:rPr>
+          <w:rFonts w:eastAsia="Times New Roman"/>
+          <w:color w:val="000000"/>
+          <w:lang w:val="en-IN"/>
+        </w:rPr>
         <w:t>&lt;step&gt; -&gt; inc&lt;forval&gt; | dec&lt;forval&gt;</w:t>
       </w:r>
     </w:p>
     <w:p>
-      <w:r>
+      <w:pPr>
+        <w:spacing w:line="240" w:lineRule="auto"/>
+        <w:rPr>
+          <w:rFonts w:ascii="Times New Roman" w:eastAsia="Times New Roman" w:hAnsi="Times New Roman" w:cs="Times New Roman"/>
+          <w:sz w:val="24"/>
+          <w:szCs w:val="24"/>
+          <w:lang w:val="en-IN"/>
+        </w:rPr>
+      </w:pPr>
+      <w:r>
+        <w:rPr>
+          <w:rFonts w:eastAsia="Times New Roman"/>
+          <w:color w:val="000000"/>
+          <w:lang w:val="en-IN"/>
+        </w:rPr>
         <w:t>&lt;forval&gt; -&gt; &lt;integerconst&gt; | &lt;arithexpr&gt;</w:t>
       </w:r>
     </w:p>
     <w:p>
-      <w:r>
+      <w:pPr>
+        <w:spacing w:line="240" w:lineRule="auto"/>
+        <w:rPr>
+          <w:rFonts w:ascii="Times New Roman" w:eastAsia="Times New Roman" w:hAnsi="Times New Roman" w:cs="Times New Roman"/>
+          <w:sz w:val="24"/>
+          <w:szCs w:val="24"/>
+          <w:lang w:val="en-IN"/>
+        </w:rPr>
+      </w:pPr>
+      <w:r>
+        <w:rPr>
+          <w:rFonts w:eastAsia="Times New Roman"/>
+          <w:color w:val="000000"/>
+          <w:lang w:val="en-IN"/>
+        </w:rPr>
         <w:t>&lt;comment&gt; -&gt; // &lt;charseq&gt; | /* &lt;charseq&gt; */</w:t>
       </w:r>
     </w:p>
     <w:p>
-      <w:r>
+      <w:pPr>
+        <w:spacing w:line="240" w:lineRule="auto"/>
+        <w:rPr>
+          <w:rFonts w:ascii="Times New Roman" w:eastAsia="Times New Roman" w:hAnsi="Times New Roman" w:cs="Times New Roman"/>
+          <w:sz w:val="24"/>
+          <w:szCs w:val="24"/>
+          <w:lang w:val="en-IN"/>
+        </w:rPr>
+      </w:pPr>
+      <w:r>
+        <w:rPr>
+          <w:rFonts w:eastAsia="Times New Roman"/>
+          <w:color w:val="000000"/>
+          <w:lang w:val="en-IN"/>
+        </w:rPr>
         <w:t>&lt;program&gt; -&gt; begin program: &lt;vardeclblock&gt; &lt;stmtlist&gt; end program</w:t>
       </w:r>
     </w:p>
-    <w:p/>
-    <w:p>
-      <w:pPr>
-        <w:rPr>
+    <w:p>
+      <w:pPr>
+        <w:spacing w:line="240" w:lineRule="auto"/>
+        <w:rPr>
+          <w:rFonts w:ascii="Times New Roman" w:eastAsia="Times New Roman" w:hAnsi="Times New Roman" w:cs="Times New Roman"/>
+          <w:sz w:val="24"/>
+          <w:szCs w:val="24"/>
+          <w:lang w:val="en-IN"/>
+        </w:rPr>
+      </w:pPr>
+    </w:p>
+    <w:p>
+      <w:pPr>
+        <w:spacing w:line="240" w:lineRule="auto"/>
+        <w:rPr>
+          <w:rFonts w:ascii="Times New Roman" w:eastAsia="Times New Roman" w:hAnsi="Times New Roman" w:cs="Times New Roman"/>
+          <w:sz w:val="24"/>
+          <w:szCs w:val="24"/>
+          <w:lang w:val="en-IN"/>
+        </w:rPr>
+      </w:pPr>
+      <w:r>
+        <w:rPr>
+          <w:rFonts w:eastAsia="Times New Roman"/>
           <w:b/>
+          <w:bCs/>
           <w:color w:val="FF0000"/>
           <w:sz w:val="40"/>
           <w:szCs w:val="40"/>
-        </w:rPr>
-      </w:pPr>
-      <w:r>
-        <w:rPr>
-          <w:b/>
-          <w:color w:val="FF0000"/>
-          <w:sz w:val="40"/>
-          <w:szCs w:val="40"/>
+          <w:lang w:val="en-IN"/>
         </w:rPr>
         <w:t>//DEBUG AND RECTIFY AND REARRANGE RULES</w:t>
       </w:r>
+    </w:p>
+    <w:p>
+      <w:pPr>
+        <w:spacing w:after="240" w:line="240" w:lineRule="auto"/>
+        <w:rPr>
+          <w:rFonts w:ascii="Times New Roman" w:eastAsia="Times New Roman" w:hAnsi="Times New Roman" w:cs="Times New Roman"/>
+          <w:sz w:val="24"/>
+          <w:szCs w:val="24"/>
+          <w:lang w:val="en-IN"/>
+        </w:rPr>
+      </w:pPr>
+      <w:r>
+        <w:rPr>
+          <w:rFonts w:ascii="Times New Roman" w:eastAsia="Times New Roman" w:hAnsi="Times New Roman" w:cs="Times New Roman"/>
+          <w:sz w:val="24"/>
+          <w:szCs w:val="24"/>
+          <w:lang w:val="en-IN"/>
+        </w:rPr>
+        <w:br/>
+      </w:r>
+    </w:p>
+    <w:p>
+      <w:pPr>
+        <w:spacing w:line="240" w:lineRule="auto"/>
+        <w:rPr>
+          <w:rFonts w:ascii="Times New Roman" w:eastAsia="Times New Roman" w:hAnsi="Times New Roman" w:cs="Times New Roman"/>
+          <w:sz w:val="24"/>
+          <w:szCs w:val="24"/>
+          <w:lang w:val="en-IN"/>
+        </w:rPr>
+      </w:pPr>
+      <w:r>
+        <w:rPr>
+          <w:rFonts w:eastAsia="Times New Roman"/>
+          <w:color w:val="000000"/>
+          <w:lang w:val="en-IN"/>
+        </w:rPr>
+        <w:t> </w:t>
+      </w:r>
+    </w:p>
+    <w:p>
+      <w:pPr>
+        <w:spacing w:line="240" w:lineRule="auto"/>
+        <w:rPr>
+          <w:rFonts w:ascii="Times New Roman" w:eastAsia="Times New Roman" w:hAnsi="Times New Roman" w:cs="Times New Roman"/>
+          <w:sz w:val="24"/>
+          <w:szCs w:val="24"/>
+          <w:lang w:val="en-IN"/>
+        </w:rPr>
+      </w:pPr>
     </w:p>
     <w:p/>
     <w:p/>
@@ -1327,6 +2607,23 @@
       <w:u w:val="single"/>
     </w:rPr>
   </w:style>
+  <w:style w:type="paragraph" w:styleId="NormalWeb">
+    <w:name w:val="Normal (Web)"/>
+    <w:basedOn w:val="Normal"/>
+    <w:uiPriority w:val="99"/>
+    <w:semiHidden/>
+    <w:unhideWhenUsed/>
+    <w:rsid w:val="00187F88"/>
+    <w:pPr>
+      <w:spacing w:before="100" w:beforeAutospacing="1" w:after="100" w:afterAutospacing="1" w:line="240" w:lineRule="auto"/>
+    </w:pPr>
+    <w:rPr>
+      <w:rFonts w:ascii="Times New Roman" w:eastAsia="Times New Roman" w:hAnsi="Times New Roman" w:cs="Times New Roman"/>
+      <w:sz w:val="24"/>
+      <w:szCs w:val="24"/>
+      <w:lang w:val="en-IN"/>
+    </w:rPr>
+  </w:style>
 </w:styles>
 </file>
 
